--- a/a7/build/out/u6/A7 6.05 Distance on the Coordinate Plane - Independent Set.docx
+++ b/a7/build/out/u6/A7 6.05 Distance on the Coordinate Plane - Independent Set.docx
@@ -399,7 +399,7 @@
             <w:r>
               <w:drawing>
                 <wp:inline xmlns:a="http://schemas.openxmlformats.org/drawingml/2006/main" xmlns:pic="http://schemas.openxmlformats.org/drawingml/2006/picture">
-                  <wp:extent cx="487680" cy="146304"/>
+                  <wp:extent cx="438912" cy="146304"/>
                   <wp:docPr id="3" name="Picture 3"/>
                   <wp:cNvGraphicFramePr>
                     <a:graphicFrameLocks noChangeAspect="1"/>
@@ -408,7 +408,7 @@
                     <a:graphicData uri="http://schemas.openxmlformats.org/drawingml/2006/picture">
                       <pic:pic>
                         <pic:nvPicPr>
-                          <pic:cNvPr id="0" name="07f753a01029927a.png"/>
+                          <pic:cNvPr id="0" name="1ec80d08ccbeea1c.png"/>
                           <pic:cNvPicPr/>
                         </pic:nvPicPr>
                         <pic:blipFill>
@@ -420,7 +420,7 @@
                         <pic:spPr>
                           <a:xfrm>
                             <a:off x="0" y="0"/>
-                            <a:ext cx="487680" cy="146304"/>
+                            <a:ext cx="438912" cy="146304"/>
                           </a:xfrm>
                           <a:prstGeom prst="rect"/>
                         </pic:spPr>
@@ -600,7 +600,7 @@
             <w:r>
               <w:drawing>
                 <wp:inline xmlns:a="http://schemas.openxmlformats.org/drawingml/2006/main" xmlns:pic="http://schemas.openxmlformats.org/drawingml/2006/picture">
-                  <wp:extent cx="487680" cy="146304"/>
+                  <wp:extent cx="438912" cy="146304"/>
                   <wp:docPr id="6" name="Picture 6"/>
                   <wp:cNvGraphicFramePr>
                     <a:graphicFrameLocks noChangeAspect="1"/>
@@ -609,7 +609,7 @@
                     <a:graphicData uri="http://schemas.openxmlformats.org/drawingml/2006/picture">
                       <pic:pic>
                         <pic:nvPicPr>
-                          <pic:cNvPr id="0" name="0fe25faf5c3e032e.png"/>
+                          <pic:cNvPr id="0" name="0e47bd8de32c7185.png"/>
                           <pic:cNvPicPr/>
                         </pic:nvPicPr>
                         <pic:blipFill>
@@ -621,7 +621,7 @@
                         <pic:spPr>
                           <a:xfrm>
                             <a:off x="0" y="0"/>
-                            <a:ext cx="487680" cy="146304"/>
+                            <a:ext cx="438912" cy="146304"/>
                           </a:xfrm>
                           <a:prstGeom prst="rect"/>
                         </pic:spPr>
@@ -758,7 +758,7 @@
             <w:r>
               <w:drawing>
                 <wp:inline xmlns:a="http://schemas.openxmlformats.org/drawingml/2006/main" xmlns:pic="http://schemas.openxmlformats.org/drawingml/2006/picture">
-                  <wp:extent cx="487680" cy="143256"/>
+                  <wp:extent cx="438912" cy="143256"/>
                   <wp:docPr id="8" name="Picture 8"/>
                   <wp:cNvGraphicFramePr>
                     <a:graphicFrameLocks noChangeAspect="1"/>
@@ -767,7 +767,7 @@
                     <a:graphicData uri="http://schemas.openxmlformats.org/drawingml/2006/picture">
                       <pic:pic>
                         <pic:nvPicPr>
-                          <pic:cNvPr id="0" name="7ac4effd863fb07f.png"/>
+                          <pic:cNvPr id="0" name="79107e660c91030d.png"/>
                           <pic:cNvPicPr/>
                         </pic:nvPicPr>
                         <pic:blipFill>
@@ -779,7 +779,7 @@
                         <pic:spPr>
                           <a:xfrm>
                             <a:off x="0" y="0"/>
-                            <a:ext cx="487680" cy="143256"/>
+                            <a:ext cx="438912" cy="143256"/>
                           </a:xfrm>
                           <a:prstGeom prst="rect"/>
                         </pic:spPr>
@@ -988,7 +988,7 @@
             <w:r>
               <w:drawing>
                 <wp:inline xmlns:a="http://schemas.openxmlformats.org/drawingml/2006/main" xmlns:pic="http://schemas.openxmlformats.org/drawingml/2006/picture">
-                  <wp:extent cx="600456" cy="143256"/>
+                  <wp:extent cx="551688" cy="143256"/>
                   <wp:docPr id="10" name="Picture 10"/>
                   <wp:cNvGraphicFramePr>
                     <a:graphicFrameLocks noChangeAspect="1"/>
@@ -997,7 +997,7 @@
                     <a:graphicData uri="http://schemas.openxmlformats.org/drawingml/2006/picture">
                       <pic:pic>
                         <pic:nvPicPr>
-                          <pic:cNvPr id="0" name="d0469e91279fdc6e.png"/>
+                          <pic:cNvPr id="0" name="6dcf528a270a55e2.png"/>
                           <pic:cNvPicPr/>
                         </pic:nvPicPr>
                         <pic:blipFill>
@@ -1009,7 +1009,7 @@
                         <pic:spPr>
                           <a:xfrm>
                             <a:off x="0" y="0"/>
-                            <a:ext cx="600456" cy="143256"/>
+                            <a:ext cx="551688" cy="143256"/>
                           </a:xfrm>
                           <a:prstGeom prst="rect"/>
                         </pic:spPr>
@@ -1031,7 +1031,7 @@
             <w:r>
               <w:drawing>
                 <wp:inline xmlns:a="http://schemas.openxmlformats.org/drawingml/2006/main" xmlns:pic="http://schemas.openxmlformats.org/drawingml/2006/picture">
-                  <wp:extent cx="326136" cy="143256"/>
+                  <wp:extent cx="326136" cy="146304"/>
                   <wp:docPr id="11" name="Picture 11"/>
                   <wp:cNvGraphicFramePr>
                     <a:graphicFrameLocks noChangeAspect="1"/>
@@ -1040,7 +1040,7 @@
                     <a:graphicData uri="http://schemas.openxmlformats.org/drawingml/2006/picture">
                       <pic:pic>
                         <pic:nvPicPr>
-                          <pic:cNvPr id="0" name="b4e89b05ae1edb0f.png"/>
+                          <pic:cNvPr id="0" name="701db6bd1a438bb1.png"/>
                           <pic:cNvPicPr/>
                         </pic:nvPicPr>
                         <pic:blipFill>
@@ -1052,7 +1052,7 @@
                         <pic:spPr>
                           <a:xfrm>
                             <a:off x="0" y="0"/>
-                            <a:ext cx="326136" cy="143256"/>
+                            <a:ext cx="326136" cy="146304"/>
                           </a:xfrm>
                           <a:prstGeom prst="rect"/>
                         </pic:spPr>
@@ -1069,7 +1069,7 @@
                 <w:color w:val="1A1A1A"/>
                 <w:sz w:val="22"/>
               </w:rPr>
-              <w:t>. How far apart are they in a straight line?</w:t>
+              <w:t>. How far apart are they in a straight line, to the nearest tenth of a kilometer?</w:t>
             </w:r>
           </w:p>
           <w:p>

--- a/a7/build/out/u6/A7 6.05 Distance on the Coordinate Plane - Independent Set.docx
+++ b/a7/build/out/u6/A7 6.05 Distance on the Coordinate Plane - Independent Set.docx
@@ -1031,7 +1031,7 @@
             <w:r>
               <w:drawing>
                 <wp:inline xmlns:a="http://schemas.openxmlformats.org/drawingml/2006/main" xmlns:pic="http://schemas.openxmlformats.org/drawingml/2006/picture">
-                  <wp:extent cx="326136" cy="146304"/>
+                  <wp:extent cx="326136" cy="143256"/>
                   <wp:docPr id="11" name="Picture 11"/>
                   <wp:cNvGraphicFramePr>
                     <a:graphicFrameLocks noChangeAspect="1"/>
@@ -1040,7 +1040,7 @@
                     <a:graphicData uri="http://schemas.openxmlformats.org/drawingml/2006/picture">
                       <pic:pic>
                         <pic:nvPicPr>
-                          <pic:cNvPr id="0" name="701db6bd1a438bb1.png"/>
+                          <pic:cNvPr id="0" name="b163137cdb3a5ae7.png"/>
                           <pic:cNvPicPr/>
                         </pic:nvPicPr>
                         <pic:blipFill>
@@ -1052,7 +1052,7 @@
                         <pic:spPr>
                           <a:xfrm>
                             <a:off x="0" y="0"/>
-                            <a:ext cx="326136" cy="146304"/>
+                            <a:ext cx="326136" cy="143256"/>
                           </a:xfrm>
                           <a:prstGeom prst="rect"/>
                         </pic:spPr>
